--- a/작업일지/12주차.docx
+++ b/작업일지/12주차.docx
@@ -230,7 +230,6 @@
             <w:pPr>
               <w:jc w:val="center"/>
               <w:rPr>
-                <w:rFonts w:hint="eastAsia"/>
                 <w:b/>
               </w:rPr>
             </w:pPr>
@@ -392,6 +391,49 @@
                 <w:bCs/>
               </w:rPr>
             </w:pPr>
+            <w:r>
+              <w:rPr>
+                <w:rFonts w:hint="eastAsia"/>
+                <w:b/>
+                <w:bCs/>
+              </w:rPr>
+              <w:t>플레이어 MovePacket 보내는 시간 딜레이 50ms -&gt;20ms로 변경</w:t>
+            </w:r>
+          </w:p>
+          <w:p>
+            <w:pPr>
+              <w:jc w:val="left"/>
+              <w:rPr>
+                <w:b/>
+                <w:bCs/>
+              </w:rPr>
+            </w:pPr>
+            <w:r>
+              <w:rPr>
+                <w:rFonts w:hint="eastAsia"/>
+                <w:b/>
+                <w:bCs/>
+              </w:rPr>
+              <w:t>NPC띄우기 성공</w:t>
+            </w:r>
+          </w:p>
+          <w:p>
+            <w:pPr>
+              <w:jc w:val="left"/>
+              <w:rPr>
+                <w:rFonts w:hint="eastAsia"/>
+                <w:b/>
+                <w:bCs/>
+              </w:rPr>
+            </w:pPr>
+            <w:r>
+              <w:rPr>
+                <w:rFonts w:hint="eastAsia"/>
+                <w:b/>
+                <w:bCs/>
+              </w:rPr>
+              <w:t>NPC 100마리 랜덤이동</w:t>
+            </w:r>
           </w:p>
         </w:tc>
       </w:tr>
@@ -399,6 +441,7 @@
     <w:p>
       <w:pPr>
         <w:rPr>
+          <w:rFonts w:hint="eastAsia"/>
           <w:b/>
           <w:sz w:val="22"/>
         </w:rPr>
@@ -407,9 +450,8 @@
     <w:p>
       <w:pPr>
         <w:rPr>
-          <w:rFonts w:ascii="굴림" w:eastAsia="굴림" w:hAnsi="굴림" w:cs="굴림"/>
-          <w:kern w:val="0"/>
-          <w:szCs w:val="24"/>
+          <w:b/>
+          <w:sz w:val="22"/>
         </w:rPr>
       </w:pPr>
       <w:r>
@@ -418,24 +460,220 @@
           <w:b/>
           <w:sz w:val="22"/>
         </w:rPr>
-        <w:t>&lt;상세 수행내용&gt;</w:t>
+        <w:t>&lt;상세 수행내용</w:t>
+      </w:r>
+      <w:r>
+        <w:rPr>
+          <w:rFonts w:hint="eastAsia"/>
+          <w:b/>
+          <w:sz w:val="22"/>
+        </w:rPr>
+        <w:t xml:space="preserve">&gt; </w:t>
       </w:r>
     </w:p>
     <w:p>
       <w:pPr>
-        <w:widowControl/>
-        <w:wordWrap/>
-        <w:autoSpaceDE/>
-        <w:autoSpaceDN/>
-        <w:spacing w:before="100" w:beforeAutospacing="1" w:after="100" w:afterAutospacing="1" w:line="240" w:lineRule="auto"/>
-        <w:jc w:val="left"/>
         <w:rPr>
-          <w:rFonts w:ascii="굴림" w:eastAsia="굴림" w:hAnsi="굴림" w:cs="굴림"/>
+          <w:rFonts w:eastAsiaTheme="minorHAnsi" w:cs="굴림"/>
+          <w:b/>
+          <w:bCs/>
           <w:kern w:val="0"/>
-          <w:sz w:val="18"/>
           <w:szCs w:val="24"/>
         </w:rPr>
       </w:pPr>
+      <w:r>
+        <w:rPr>
+          <w:rFonts w:eastAsiaTheme="minorHAnsi" w:cs="굴림" w:hint="eastAsia"/>
+          <w:b/>
+          <w:bCs/>
+          <w:kern w:val="0"/>
+          <w:szCs w:val="24"/>
+        </w:rPr>
+        <w:t xml:space="preserve">NPC 패킷을 서버와 클라이언트 둘다 정상적으로 받고 있는 것 같은데 왜 NPC 스폰이 안되는지 이해가 </w:t>
+      </w:r>
+      <w:proofErr w:type="gramStart"/>
+      <w:r>
+        <w:rPr>
+          <w:rFonts w:eastAsiaTheme="minorHAnsi" w:cs="굴림" w:hint="eastAsia"/>
+          <w:b/>
+          <w:bCs/>
+          <w:kern w:val="0"/>
+          <w:szCs w:val="24"/>
+        </w:rPr>
+        <w:t>안되서</w:t>
+      </w:r>
+      <w:proofErr w:type="gramEnd"/>
+      <w:r>
+        <w:rPr>
+          <w:rFonts w:eastAsiaTheme="minorHAnsi" w:cs="굴림" w:hint="eastAsia"/>
+          <w:b/>
+          <w:bCs/>
+          <w:kern w:val="0"/>
+          <w:szCs w:val="24"/>
+        </w:rPr>
+        <w:t xml:space="preserve"> 플레이어와 겹치게 스폰시키는 NPC 한마리를 두고 렌더링 -&gt; 안보임 -&gt; debug에서 클래스와 행렬이 정상적으로 존재하는지 확인 -&gt; 모두 정상 -&gt; 모델 문제라고 생각해서 플레이어 모델과 같은 모델 </w:t>
+      </w:r>
+      <w:proofErr w:type="gramStart"/>
+      <w:r>
+        <w:rPr>
+          <w:rFonts w:eastAsiaTheme="minorHAnsi" w:cs="굴림" w:hint="eastAsia"/>
+          <w:b/>
+          <w:bCs/>
+          <w:kern w:val="0"/>
+          <w:szCs w:val="24"/>
+        </w:rPr>
+        <w:t>적용 시키고</w:t>
+      </w:r>
+      <w:proofErr w:type="gramEnd"/>
+      <w:r>
+        <w:rPr>
+          <w:rFonts w:eastAsiaTheme="minorHAnsi" w:cs="굴림" w:hint="eastAsia"/>
+          <w:b/>
+          <w:bCs/>
+          <w:kern w:val="0"/>
+          <w:szCs w:val="24"/>
+        </w:rPr>
+        <w:t xml:space="preserve"> 렌더링 -&gt; 안보임 -&gt; 플레이어 모델의 크기가 매우 작아서 키웠던 것 확인 -&gt; NPC 모델도 크기 키우니까 보임 -&gt; NPC 모델의 크기가 너무 작아서 안보이는 것이었다. </w:t>
+      </w:r>
+    </w:p>
+    <w:p>
+      <w:pPr>
+        <w:rPr>
+          <w:rFonts w:eastAsiaTheme="minorHAnsi" w:cs="굴림"/>
+          <w:b/>
+          <w:bCs/>
+          <w:kern w:val="0"/>
+          <w:szCs w:val="24"/>
+        </w:rPr>
+      </w:pPr>
+      <w:r>
+        <w:rPr>
+          <w:rFonts w:eastAsiaTheme="minorHAnsi" w:cs="굴림" w:hint="eastAsia"/>
+          <w:b/>
+          <w:bCs/>
+          <w:kern w:val="0"/>
+          <w:szCs w:val="24"/>
+        </w:rPr>
+        <w:t>NPC 스폰 해결</w:t>
+      </w:r>
+    </w:p>
+    <w:p>
+      <w:pPr>
+        <w:rPr>
+          <w:rFonts w:eastAsiaTheme="minorHAnsi" w:cs="굴림"/>
+          <w:b/>
+          <w:bCs/>
+          <w:kern w:val="0"/>
+          <w:szCs w:val="24"/>
+        </w:rPr>
+      </w:pPr>
+      <w:r>
+        <w:rPr>
+          <w:rFonts w:eastAsiaTheme="minorHAnsi" w:cs="굴림" w:hint="eastAsia"/>
+          <w:b/>
+          <w:bCs/>
+          <w:kern w:val="0"/>
+          <w:szCs w:val="24"/>
+        </w:rPr>
+        <w:t xml:space="preserve">클라이언트 두개를 띄워서 </w:t>
+      </w:r>
+      <w:proofErr w:type="gramStart"/>
+      <w:r>
+        <w:rPr>
+          <w:rFonts w:eastAsiaTheme="minorHAnsi" w:cs="굴림" w:hint="eastAsia"/>
+          <w:b/>
+          <w:bCs/>
+          <w:kern w:val="0"/>
+          <w:szCs w:val="24"/>
+        </w:rPr>
+        <w:t>이동 할</w:t>
+      </w:r>
+      <w:proofErr w:type="gramEnd"/>
+      <w:r>
+        <w:rPr>
+          <w:rFonts w:eastAsiaTheme="minorHAnsi" w:cs="굴림" w:hint="eastAsia"/>
+          <w:b/>
+          <w:bCs/>
+          <w:kern w:val="0"/>
+          <w:szCs w:val="24"/>
+        </w:rPr>
+        <w:t xml:space="preserve"> 때 다른 플레이어가 보기에는 좀 끊기는 </w:t>
+      </w:r>
+      <w:proofErr w:type="gramStart"/>
+      <w:r>
+        <w:rPr>
+          <w:rFonts w:eastAsiaTheme="minorHAnsi" w:cs="굴림" w:hint="eastAsia"/>
+          <w:b/>
+          <w:bCs/>
+          <w:kern w:val="0"/>
+          <w:szCs w:val="24"/>
+        </w:rPr>
+        <w:t>것 처럼</w:t>
+      </w:r>
+      <w:proofErr w:type="gramEnd"/>
+      <w:r>
+        <w:rPr>
+          <w:rFonts w:eastAsiaTheme="minorHAnsi" w:cs="굴림" w:hint="eastAsia"/>
+          <w:b/>
+          <w:bCs/>
+          <w:kern w:val="0"/>
+          <w:szCs w:val="24"/>
+        </w:rPr>
+        <w:t xml:space="preserve"> 보임 -&gt; 20ms로 해야하는데 50ms로 보내고 </w:t>
+      </w:r>
+      <w:proofErr w:type="gramStart"/>
+      <w:r>
+        <w:rPr>
+          <w:rFonts w:eastAsiaTheme="minorHAnsi" w:cs="굴림" w:hint="eastAsia"/>
+          <w:b/>
+          <w:bCs/>
+          <w:kern w:val="0"/>
+          <w:szCs w:val="24"/>
+        </w:rPr>
+        <w:t>있었음  -</w:t>
+      </w:r>
+      <w:proofErr w:type="gramEnd"/>
+      <w:r>
+        <w:rPr>
+          <w:rFonts w:eastAsiaTheme="minorHAnsi" w:cs="굴림" w:hint="eastAsia"/>
+          <w:b/>
+          <w:bCs/>
+          <w:kern w:val="0"/>
+          <w:szCs w:val="24"/>
+        </w:rPr>
+        <w:t>&gt; 무브패킷 딜레이 20ms변경</w:t>
+      </w:r>
+    </w:p>
+    <w:p>
+      <w:pPr>
+        <w:rPr>
+          <w:rFonts w:eastAsiaTheme="minorHAnsi" w:cs="굴림" w:hint="eastAsia"/>
+          <w:b/>
+          <w:bCs/>
+          <w:kern w:val="0"/>
+          <w:szCs w:val="24"/>
+        </w:rPr>
+      </w:pPr>
+      <w:r>
+        <w:rPr>
+          <w:rFonts w:eastAsiaTheme="minorHAnsi" w:cs="굴림" w:hint="eastAsia"/>
+          <w:b/>
+          <w:bCs/>
+          <w:kern w:val="0"/>
+          <w:szCs w:val="24"/>
+        </w:rPr>
+        <w:t xml:space="preserve">NPC를 각 방마다 100마리씩 스폰하고 </w:t>
+      </w:r>
+      <w:r>
+        <w:rPr>
+          <w:rFonts w:eastAsiaTheme="minorHAnsi" w:cs="굴림" w:hint="eastAsia"/>
+          <w:b/>
+          <w:bCs/>
+          <w:kern w:val="0"/>
+          <w:szCs w:val="24"/>
+        </w:rPr>
+        <w:t>각 NPC는 이동을 시간을 min-heap큐를 사용하여 각 로직 처리하는 워커 스레드에 넣어주고 그 랜덤이동을 room에 broadcasting</w:t>
+      </w:r>
     </w:p>
     <w:tbl>
       <w:tblPr>

--- a/작업일지/12주차.docx
+++ b/작업일지/12주차.docx
@@ -1,6 +1,6 @@
 
 <file path=word/document.xml><?xml version="1.0" encoding="utf-8"?>
-<w:document xmlns:wpc="http://schemas.microsoft.com/office/word/2010/wordprocessingCanvas" xmlns:cx="http://schemas.microsoft.com/office/drawing/2014/chartex" xmlns:cx1="http://schemas.microsoft.com/office/drawing/2015/9/8/chartex" xmlns:cx2="http://schemas.microsoft.com/office/drawing/2015/10/21/chartex" xmlns:cx3="http://schemas.microsoft.com/office/drawing/2016/5/9/chartex" xmlns:cx4="http://schemas.microsoft.com/office/drawing/2016/5/10/chartex" xmlns:cx5="http://schemas.microsoft.com/office/drawing/2016/5/11/chartex" xmlns:cx6="http://schemas.microsoft.com/office/drawing/2016/5/12/chartex" xmlns:cx7="http://schemas.microsoft.com/office/drawing/2016/5/13/chartex" xmlns:cx8="http://schemas.microsoft.com/office/drawing/2016/5/14/chartex" xmlns:mc="http://schemas.openxmlformats.org/markup-compatibility/2006" xmlns:aink="http://schemas.microsoft.com/office/drawing/2016/ink" xmlns:am3d="http://schemas.microsoft.com/office/drawing/2017/model3d" xmlns:o="urn:schemas-microsoft-com:office:office" xmlns:oel="http://schemas.microsoft.com/office/2019/extlst" xmlns:r="http://schemas.openxmlformats.org/officeDocument/2006/relationships" xmlns:m="http://schemas.openxmlformats.org/officeDocument/2006/math" xmlns:v="urn:schemas-microsoft-com:vml" xmlns:wp14="http://schemas.microsoft.com/office/word/2010/wordprocessingDrawing" xmlns:wp="http://schemas.openxmlformats.org/drawingml/2006/wordprocessingDrawing" xmlns:w10="urn:schemas-microsoft-com:office:word" xmlns:w="http://schemas.openxmlformats.org/wordprocessingml/2006/main" xmlns:w14="http://schemas.microsoft.com/office/word/2010/wordml" xmlns:w15="http://schemas.microsoft.com/office/word/2012/wordml" xmlns:w16cex="http://schemas.microsoft.com/office/word/2018/wordml/cex" xmlns:w16cid="http://schemas.microsoft.com/office/word/2016/wordml/cid" xmlns:w16="http://schemas.microsoft.com/office/word/2018/wordml" xmlns:w16du="http://schemas.microsoft.com/office/word/2023/wordml/word16du" xmlns:w16sdtdh="http://schemas.microsoft.com/office/word/2020/wordml/sdtdatahash" xmlns:w16sdtfl="http://schemas.microsoft.com/office/word/2024/wordml/sdtformatlock" xmlns:w16se="http://schemas.microsoft.com/office/word/2015/wordml/symex" xmlns:wpg="http://schemas.microsoft.com/office/word/2010/wordprocessingGroup" xmlns:wpi="http://schemas.microsoft.com/office/word/2010/wordprocessingInk" xmlns:wne="http://schemas.microsoft.com/office/word/2006/wordml" xmlns:wps="http://schemas.microsoft.com/office/word/2010/wordprocessingShape" mc:Ignorable="w14 w15 w16se w16cid w16 w16cex w16sdtdh w16sdtfl w16du wp14">
+<w:document xmlns:wpc="http://schemas.microsoft.com/office/word/2010/wordprocessingCanvas" xmlns:mc="http://schemas.openxmlformats.org/markup-compatibility/2006" xmlns:o="urn:schemas-microsoft-com:office:office" xmlns:r="http://schemas.openxmlformats.org/officeDocument/2006/relationships" xmlns:m="http://schemas.openxmlformats.org/officeDocument/2006/math" xmlns:v="urn:schemas-microsoft-com:vml" xmlns:wp14="http://schemas.microsoft.com/office/word/2010/wordprocessingDrawing" xmlns:wp="http://schemas.openxmlformats.org/drawingml/2006/wordprocessingDrawing" xmlns:w10="urn:schemas-microsoft-com:office:word" xmlns:w="http://schemas.openxmlformats.org/wordprocessingml/2006/main" xmlns:w14="http://schemas.microsoft.com/office/word/2010/wordml" xmlns:w15="http://schemas.microsoft.com/office/word/2012/wordml" xmlns:wpg="http://schemas.microsoft.com/office/word/2010/wordprocessingGroup" xmlns:wpi="http://schemas.microsoft.com/office/word/2010/wordprocessingInk" xmlns:wne="http://schemas.microsoft.com/office/word/2006/wordml" xmlns:wps="http://schemas.microsoft.com/office/word/2010/wordprocessingShape">
   <w:body>
     <w:tbl>
       <w:tblPr>
@@ -19,7 +19,7 @@
       </w:tblGrid>
       <w:tr>
         <w:trPr>
-          <w:trHeight w:val="888"/>
+          <w:trHeight w:val="888" w:hRule="atLeast"/>
         </w:trPr>
         <w:tc>
           <w:tcPr>
@@ -93,6 +93,11 @@
                 <w:szCs w:val="20"/>
               </w:rPr>
               <w:br/>
+            </w:r>
+            <w:r>
+              <w:rPr>
+                <w:szCs w:val="20"/>
+              </w:rPr>
               <w:t>2021180035 임찬진</w:t>
             </w:r>
           </w:p>
@@ -145,7 +150,7 @@
       </w:tr>
       <w:tr>
         <w:trPr>
-          <w:trHeight w:val="648"/>
+          <w:trHeight w:val="648" w:hRule="atLeast"/>
         </w:trPr>
         <w:tc>
           <w:tcPr>
@@ -352,7 +357,7 @@
       </w:tr>
       <w:tr>
         <w:trPr>
-          <w:trHeight w:val="1266"/>
+          <w:trHeight w:val="1266" w:hRule="atLeast"/>
         </w:trPr>
         <w:tc>
           <w:tcPr>
@@ -421,9 +426,11 @@
             <w:pPr>
               <w:jc w:val="left"/>
               <w:rPr>
-                <w:rFonts w:hint="eastAsia"/>
+                <w:lang/>
+                <w:rFonts/>
                 <w:b/>
                 <w:bCs/>
+                <w:rtl w:val="off"/>
               </w:rPr>
             </w:pPr>
             <w:r>
@@ -433,6 +440,60 @@
                 <w:bCs/>
               </w:rPr>
               <w:t>NPC 100마리 랜덤이동</w:t>
+            </w:r>
+          </w:p>
+          <w:p>
+            <w:pPr>
+              <w:jc w:val="left"/>
+              <w:rPr>
+                <w:lang w:eastAsia="ko-KR"/>
+                <w:rFonts w:hint="eastAsia"/>
+                <w:b/>
+                <w:bCs/>
+                <w:rtl w:val="off"/>
+              </w:rPr>
+            </w:pPr>
+            <w:r>
+              <w:rPr>
+                <w:lang w:eastAsia="ko-KR"/>
+                <w:rFonts w:hint="eastAsia"/>
+                <w:b/>
+                <w:bCs/>
+                <w:rtl w:val="off"/>
+              </w:rPr>
+              <w:t>카메라 3인칭 제작</w:t>
+            </w:r>
+          </w:p>
+          <w:p>
+            <w:pPr>
+              <w:rPr>
+                <w:rFonts w:hint="eastAsia"/>
+                <w:b/>
+                <w:bCs/>
+              </w:rPr>
+            </w:pPr>
+            <w:r>
+              <w:rPr>
+                <w:lang w:val="en-US" w:eastAsia="ko-KR" w:bidi="ar-SA"/>
+                <w:rFonts w:ascii="맑은 고딕" w:eastAsia="맑은 고딕" w:hAnsi="맑은 고딕" w:cs="굴림" w:hint="eastAsia"/>
+                <w:b/>
+                <w:bCs/>
+                <w:szCs w:val="24"/>
+                <w:kern w:val="0"/>
+              </w:rPr>
+              <w:t xml:space="preserve">언리얼 exporter : gltf 표준을 지켜서 뽑는 코드로 </w:t>
+            </w:r>
+            <w:r>
+              <w:rPr>
+                <w:lang w:val="en-US" w:eastAsia="ko-KR" w:bidi="ar-SA"/>
+                <w:rFonts w:ascii="맑은 고딕" w:eastAsia="맑은 고딕" w:hAnsi="맑은 고딕" w:cs="굴림" w:hint="eastAsia"/>
+                <w:b/>
+                <w:bCs/>
+                <w:szCs w:val="24"/>
+                <w:kern w:val="0"/>
+                <w:rtl w:val="off"/>
+              </w:rPr>
+              <w:t>바꿈</w:t>
             </w:r>
           </w:p>
         </w:tc>
@@ -477,61 +538,57 @@
           <w:rFonts w:eastAsiaTheme="minorHAnsi" w:cs="굴림"/>
           <w:b/>
           <w:bCs/>
-          <w:kern w:val="0"/>
-          <w:szCs w:val="24"/>
+          <w:szCs w:val="24"/>
+          <w:kern w:val="0"/>
         </w:rPr>
       </w:pPr>
       <w:r>
         <w:rPr>
-          <w:rFonts w:eastAsiaTheme="minorHAnsi" w:cs="굴림" w:hint="eastAsia"/>
-          <w:b/>
-          <w:bCs/>
-          <w:kern w:val="0"/>
-          <w:szCs w:val="24"/>
+          <w:rFonts w:eastAsiaTheme="minorHAnsi" w:cs="굴림"/>
+          <w:b/>
+          <w:bCs/>
+          <w:szCs w:val="24"/>
+          <w:kern w:val="0"/>
         </w:rPr>
         <w:t xml:space="preserve">NPC 패킷을 서버와 클라이언트 둘다 정상적으로 받고 있는 것 같은데 왜 NPC 스폰이 안되는지 이해가 </w:t>
       </w:r>
-      <w:proofErr w:type="gramStart"/>
-      <w:r>
-        <w:rPr>
-          <w:rFonts w:eastAsiaTheme="minorHAnsi" w:cs="굴림" w:hint="eastAsia"/>
-          <w:b/>
-          <w:bCs/>
-          <w:kern w:val="0"/>
-          <w:szCs w:val="24"/>
+      <w:r>
+        <w:rPr>
+          <w:rFonts w:eastAsiaTheme="minorHAnsi" w:cs="굴림"/>
+          <w:b/>
+          <w:bCs/>
+          <w:szCs w:val="24"/>
+          <w:kern w:val="0"/>
         </w:rPr>
         <w:t>안되서</w:t>
       </w:r>
-      <w:proofErr w:type="gramEnd"/>
-      <w:r>
-        <w:rPr>
-          <w:rFonts w:eastAsiaTheme="minorHAnsi" w:cs="굴림" w:hint="eastAsia"/>
-          <w:b/>
-          <w:bCs/>
-          <w:kern w:val="0"/>
-          <w:szCs w:val="24"/>
+      <w:r>
+        <w:rPr>
+          <w:rFonts w:eastAsiaTheme="minorHAnsi" w:cs="굴림"/>
+          <w:b/>
+          <w:bCs/>
+          <w:szCs w:val="24"/>
+          <w:kern w:val="0"/>
         </w:rPr>
         <w:t xml:space="preserve"> 플레이어와 겹치게 스폰시키는 NPC 한마리를 두고 렌더링 -&gt; 안보임 -&gt; debug에서 클래스와 행렬이 정상적으로 존재하는지 확인 -&gt; 모두 정상 -&gt; 모델 문제라고 생각해서 플레이어 모델과 같은 모델 </w:t>
       </w:r>
-      <w:proofErr w:type="gramStart"/>
-      <w:r>
-        <w:rPr>
-          <w:rFonts w:eastAsiaTheme="minorHAnsi" w:cs="굴림" w:hint="eastAsia"/>
-          <w:b/>
-          <w:bCs/>
-          <w:kern w:val="0"/>
-          <w:szCs w:val="24"/>
+      <w:r>
+        <w:rPr>
+          <w:rFonts w:eastAsiaTheme="minorHAnsi" w:cs="굴림"/>
+          <w:b/>
+          <w:bCs/>
+          <w:szCs w:val="24"/>
+          <w:kern w:val="0"/>
         </w:rPr>
         <w:t>적용 시키고</w:t>
       </w:r>
-      <w:proofErr w:type="gramEnd"/>
-      <w:r>
-        <w:rPr>
-          <w:rFonts w:eastAsiaTheme="minorHAnsi" w:cs="굴림" w:hint="eastAsia"/>
-          <w:b/>
-          <w:bCs/>
-          <w:kern w:val="0"/>
-          <w:szCs w:val="24"/>
+      <w:r>
+        <w:rPr>
+          <w:rFonts w:eastAsiaTheme="minorHAnsi" w:cs="굴림"/>
+          <w:b/>
+          <w:bCs/>
+          <w:szCs w:val="24"/>
+          <w:kern w:val="0"/>
         </w:rPr>
         <w:t xml:space="preserve"> 렌더링 -&gt; 안보임 -&gt; 플레이어 모델의 크기가 매우 작아서 키웠던 것 확인 -&gt; NPC 모델도 크기 키우니까 보임 -&gt; NPC 모델의 크기가 너무 작아서 안보이는 것이었다. </w:t>
       </w:r>
@@ -542,17 +599,17 @@
           <w:rFonts w:eastAsiaTheme="minorHAnsi" w:cs="굴림"/>
           <w:b/>
           <w:bCs/>
-          <w:kern w:val="0"/>
-          <w:szCs w:val="24"/>
+          <w:szCs w:val="24"/>
+          <w:kern w:val="0"/>
         </w:rPr>
       </w:pPr>
       <w:r>
         <w:rPr>
-          <w:rFonts w:eastAsiaTheme="minorHAnsi" w:cs="굴림" w:hint="eastAsia"/>
-          <w:b/>
-          <w:bCs/>
-          <w:kern w:val="0"/>
-          <w:szCs w:val="24"/>
+          <w:rFonts w:eastAsiaTheme="minorHAnsi" w:cs="굴림"/>
+          <w:b/>
+          <w:bCs/>
+          <w:szCs w:val="24"/>
+          <w:kern w:val="0"/>
         </w:rPr>
         <w:t>NPC 스폰 해결</w:t>
       </w:r>
@@ -563,83 +620,77 @@
           <w:rFonts w:eastAsiaTheme="minorHAnsi" w:cs="굴림"/>
           <w:b/>
           <w:bCs/>
-          <w:kern w:val="0"/>
-          <w:szCs w:val="24"/>
+          <w:szCs w:val="24"/>
+          <w:kern w:val="0"/>
         </w:rPr>
       </w:pPr>
       <w:r>
         <w:rPr>
-          <w:rFonts w:eastAsiaTheme="minorHAnsi" w:cs="굴림" w:hint="eastAsia"/>
-          <w:b/>
-          <w:bCs/>
-          <w:kern w:val="0"/>
-          <w:szCs w:val="24"/>
+          <w:rFonts w:eastAsiaTheme="minorHAnsi" w:cs="굴림"/>
+          <w:b/>
+          <w:bCs/>
+          <w:szCs w:val="24"/>
+          <w:kern w:val="0"/>
         </w:rPr>
         <w:t xml:space="preserve">클라이언트 두개를 띄워서 </w:t>
       </w:r>
-      <w:proofErr w:type="gramStart"/>
-      <w:r>
-        <w:rPr>
-          <w:rFonts w:eastAsiaTheme="minorHAnsi" w:cs="굴림" w:hint="eastAsia"/>
-          <w:b/>
-          <w:bCs/>
-          <w:kern w:val="0"/>
-          <w:szCs w:val="24"/>
+      <w:r>
+        <w:rPr>
+          <w:rFonts w:eastAsiaTheme="minorHAnsi" w:cs="굴림"/>
+          <w:b/>
+          <w:bCs/>
+          <w:szCs w:val="24"/>
+          <w:kern w:val="0"/>
         </w:rPr>
         <w:t>이동 할</w:t>
       </w:r>
-      <w:proofErr w:type="gramEnd"/>
-      <w:r>
-        <w:rPr>
-          <w:rFonts w:eastAsiaTheme="minorHAnsi" w:cs="굴림" w:hint="eastAsia"/>
-          <w:b/>
-          <w:bCs/>
-          <w:kern w:val="0"/>
-          <w:szCs w:val="24"/>
+      <w:r>
+        <w:rPr>
+          <w:rFonts w:eastAsiaTheme="minorHAnsi" w:cs="굴림"/>
+          <w:b/>
+          <w:bCs/>
+          <w:szCs w:val="24"/>
+          <w:kern w:val="0"/>
         </w:rPr>
         <w:t xml:space="preserve"> 때 다른 플레이어가 보기에는 좀 끊기는 </w:t>
       </w:r>
-      <w:proofErr w:type="gramStart"/>
-      <w:r>
-        <w:rPr>
-          <w:rFonts w:eastAsiaTheme="minorHAnsi" w:cs="굴림" w:hint="eastAsia"/>
-          <w:b/>
-          <w:bCs/>
-          <w:kern w:val="0"/>
-          <w:szCs w:val="24"/>
+      <w:r>
+        <w:rPr>
+          <w:rFonts w:eastAsiaTheme="minorHAnsi" w:cs="굴림"/>
+          <w:b/>
+          <w:bCs/>
+          <w:szCs w:val="24"/>
+          <w:kern w:val="0"/>
         </w:rPr>
         <w:t>것 처럼</w:t>
       </w:r>
-      <w:proofErr w:type="gramEnd"/>
-      <w:r>
-        <w:rPr>
-          <w:rFonts w:eastAsiaTheme="minorHAnsi" w:cs="굴림" w:hint="eastAsia"/>
-          <w:b/>
-          <w:bCs/>
-          <w:kern w:val="0"/>
-          <w:szCs w:val="24"/>
+      <w:r>
+        <w:rPr>
+          <w:rFonts w:eastAsiaTheme="minorHAnsi" w:cs="굴림"/>
+          <w:b/>
+          <w:bCs/>
+          <w:szCs w:val="24"/>
+          <w:kern w:val="0"/>
         </w:rPr>
         <w:t xml:space="preserve"> 보임 -&gt; 20ms로 해야하는데 50ms로 보내고 </w:t>
       </w:r>
-      <w:proofErr w:type="gramStart"/>
-      <w:r>
-        <w:rPr>
-          <w:rFonts w:eastAsiaTheme="minorHAnsi" w:cs="굴림" w:hint="eastAsia"/>
-          <w:b/>
-          <w:bCs/>
-          <w:kern w:val="0"/>
-          <w:szCs w:val="24"/>
+      <w:r>
+        <w:rPr>
+          <w:rFonts w:eastAsiaTheme="minorHAnsi" w:cs="굴림"/>
+          <w:b/>
+          <w:bCs/>
+          <w:szCs w:val="24"/>
+          <w:kern w:val="0"/>
         </w:rPr>
         <w:t>있었음  -</w:t>
       </w:r>
-      <w:proofErr w:type="gramEnd"/>
-      <w:r>
-        <w:rPr>
-          <w:rFonts w:eastAsiaTheme="minorHAnsi" w:cs="굴림" w:hint="eastAsia"/>
-          <w:b/>
-          <w:bCs/>
-          <w:kern w:val="0"/>
-          <w:szCs w:val="24"/>
+      <w:r>
+        <w:rPr>
+          <w:rFonts w:eastAsiaTheme="minorHAnsi" w:cs="굴림"/>
+          <w:b/>
+          <w:bCs/>
+          <w:szCs w:val="24"/>
+          <w:kern w:val="0"/>
         </w:rPr>
         <w:t>&gt; 무브패킷 딜레이 20ms변경</w:t>
       </w:r>
@@ -647,32 +698,232 @@
     <w:p>
       <w:pPr>
         <w:rPr>
-          <w:rFonts w:eastAsiaTheme="minorHAnsi" w:cs="굴림" w:hint="eastAsia"/>
-          <w:b/>
-          <w:bCs/>
-          <w:kern w:val="0"/>
-          <w:szCs w:val="24"/>
+          <w:lang w:eastAsia="ko-KR"/>
+          <w:rFonts w:eastAsiaTheme="minorHAnsi" w:cs="굴림"/>
+          <w:b/>
+          <w:bCs/>
+          <w:szCs w:val="24"/>
+          <w:kern w:val="0"/>
+          <w:rtl w:val="off"/>
         </w:rPr>
       </w:pPr>
       <w:r>
         <w:rPr>
-          <w:rFonts w:eastAsiaTheme="minorHAnsi" w:cs="굴림" w:hint="eastAsia"/>
-          <w:b/>
-          <w:bCs/>
-          <w:kern w:val="0"/>
-          <w:szCs w:val="24"/>
+          <w:rFonts w:eastAsiaTheme="minorHAnsi" w:cs="굴림"/>
+          <w:b/>
+          <w:bCs/>
+          <w:szCs w:val="24"/>
+          <w:kern w:val="0"/>
         </w:rPr>
         <w:t xml:space="preserve">NPC를 각 방마다 100마리씩 스폰하고 </w:t>
       </w:r>
       <w:r>
         <w:rPr>
-          <w:rFonts w:eastAsiaTheme="minorHAnsi" w:cs="굴림" w:hint="eastAsia"/>
-          <w:b/>
-          <w:bCs/>
-          <w:kern w:val="0"/>
-          <w:szCs w:val="24"/>
+          <w:rFonts w:eastAsiaTheme="minorHAnsi" w:cs="굴림"/>
+          <w:b/>
+          <w:bCs/>
+          <w:szCs w:val="24"/>
+          <w:kern w:val="0"/>
         </w:rPr>
         <w:t>각 NPC는 이동을 시간을 min-heap큐를 사용하여 각 로직 처리하는 워커 스레드에 넣어주고 그 랜덤이동을 room에 broadcasting</w:t>
+      </w:r>
+    </w:p>
+    <w:p>
+      <w:pPr>
+        <w:rPr>
+          <w:lang w:eastAsia="ko-KR"/>
+          <w:rFonts w:eastAsiaTheme="minorHAnsi" w:cs="굴림"/>
+          <w:b/>
+          <w:bCs/>
+          <w:szCs w:val="24"/>
+          <w:kern w:val="0"/>
+          <w:rtl w:val="off"/>
+        </w:rPr>
+      </w:pPr>
+    </w:p>
+    <w:p>
+      <w:pPr>
+        <w:autoSpaceDE w:val="off"/>
+        <w:autoSpaceDN w:val="off"/>
+        <w:widowControl w:val="off"/>
+        <w:wordWrap w:val="off"/>
+        <w:jc w:val="both"/>
+        <w:spacing w:after="160" w:line="259" w:lineRule="auto"/>
+        <w:rPr>
+          <w:lang w:val="en-US" w:eastAsia="ko-KR" w:bidi="ar-SA"/>
+          <w:rFonts w:ascii="맑은 고딕" w:eastAsia="맑은 고딕" w:hAnsi="맑은 고딕" w:cs="굴림" w:hint="eastAsia"/>
+          <w:b/>
+          <w:bCs/>
+          <w:szCs w:val="24"/>
+          <w:kern w:val="0"/>
+        </w:rPr>
+      </w:pPr>
+      <w:r>
+        <w:rPr>
+          <w:lang w:val="en-US" w:eastAsia="ko-KR" w:bidi="ar-SA"/>
+          <w:rFonts w:ascii="맑은 고딕" w:eastAsia="맑은 고딕" w:hAnsi="맑은 고딕" w:cs="굴림" w:hint="eastAsia"/>
+          <w:b/>
+          <w:bCs/>
+          <w:szCs w:val="24"/>
+          <w:kern w:val="0"/>
+        </w:rPr>
+        <w:t>3인칭 카메라를 위해서 위해 transform에 함수 추가</w:t>
+      </w:r>
+    </w:p>
+    <w:p>
+      <w:pPr>
+        <w:autoSpaceDE w:val="off"/>
+        <w:autoSpaceDN w:val="off"/>
+        <w:widowControl w:val="off"/>
+        <w:wordWrap w:val="off"/>
+        <w:jc w:val="both"/>
+        <w:spacing w:after="160" w:line="259" w:lineRule="auto"/>
+        <w:rPr>
+          <w:lang w:val="en-US" w:eastAsia="ko-KR" w:bidi="ar-SA"/>
+          <w:rFonts w:ascii="맑은 고딕" w:eastAsia="맑은 고딕" w:hAnsi="맑은 고딕" w:cs="굴림" w:hint="eastAsia"/>
+          <w:b/>
+          <w:bCs/>
+          <w:szCs w:val="24"/>
+          <w:kern w:val="0"/>
+        </w:rPr>
+      </w:pPr>
+      <w:r>
+        <w:rPr>
+          <w:lang w:val="en-US" w:eastAsia="ko-KR" w:bidi="ar-SA"/>
+          <w:rFonts w:ascii="맑은 고딕" w:eastAsia="맑은 고딕" w:hAnsi="맑은 고딕" w:cs="굴림" w:hint="eastAsia"/>
+          <w:b/>
+          <w:bCs/>
+          <w:szCs w:val="24"/>
+          <w:kern w:val="0"/>
+        </w:rPr>
+        <w:t>transform에 move_forward(offset), move_right(offset), move_up(offset) 함수들을 추가하여 원하는 값 만큼 객체의 룩, 라이트, 업 방향으로 이동하는 함수를 제작하였다.</w:t>
+      </w:r>
+    </w:p>
+    <w:p>
+      <w:pPr>
+        <w:autoSpaceDE w:val="off"/>
+        <w:autoSpaceDN w:val="off"/>
+        <w:widowControl w:val="off"/>
+        <w:wordWrap w:val="off"/>
+        <w:jc w:val="both"/>
+        <w:spacing w:after="160" w:line="259" w:lineRule="auto"/>
+        <w:rPr>
+          <w:lang w:val="en-US" w:eastAsia="ko-KR" w:bidi="ar-SA"/>
+          <w:rFonts w:ascii="맑은 고딕" w:eastAsia="맑은 고딕" w:hAnsi="맑은 고딕" w:cs="굴림" w:hint="eastAsia"/>
+          <w:b/>
+          <w:bCs/>
+          <w:szCs w:val="24"/>
+          <w:kern w:val="0"/>
+        </w:rPr>
+      </w:pPr>
+      <w:r>
+        <w:rPr>
+          <w:lang w:val="en-US" w:eastAsia="ko-KR" w:bidi="ar-SA"/>
+          <w:rFonts w:ascii="맑은 고딕" w:eastAsia="맑은 고딕" w:hAnsi="맑은 고딕" w:cs="굴림" w:hint="eastAsia"/>
+          <w:b/>
+          <w:bCs/>
+          <w:szCs w:val="24"/>
+          <w:kern w:val="0"/>
+        </w:rPr>
+        <w:t>위 함수들을 사용하여 3인</w:t>
+      </w:r>
+      <w:r>
+        <w:rPr>
+          <w:lang w:val="en-US" w:eastAsia="ko-KR" w:bidi="ar-SA"/>
+          <w:rFonts w:ascii="맑은 고딕" w:eastAsia="맑은 고딕" w:hAnsi="맑은 고딕" w:cs="굴림" w:hint="eastAsia"/>
+          <w:b/>
+          <w:bCs/>
+          <w:szCs w:val="24"/>
+          <w:kern w:val="0"/>
+        </w:rPr>
+        <w:t>칭 카메라를 제작 → 메인 플레이어가 있을 때만 동작하도록 제작</w:t>
+      </w:r>
+    </w:p>
+    <w:p>
+      <w:pPr>
+        <w:autoSpaceDE w:val="off"/>
+        <w:autoSpaceDN w:val="off"/>
+        <w:widowControl w:val="off"/>
+        <w:wordWrap w:val="off"/>
+        <w:jc w:val="both"/>
+        <w:spacing w:after="160" w:line="259" w:lineRule="auto"/>
+        <w:rPr>
+          <w:lang w:val="en-US" w:eastAsia="ko-KR" w:bidi="ar-SA"/>
+          <w:rFonts w:ascii="맑은 고딕" w:eastAsia="맑은 고딕" w:hAnsi="맑은 고딕" w:cs="굴림" w:hint="eastAsia"/>
+          <w:b/>
+          <w:bCs/>
+          <w:szCs w:val="24"/>
+          <w:kern w:val="0"/>
+        </w:rPr>
+      </w:pPr>
+      <w:r>
+        <w:rPr>
+          <w:lang w:val="en-US" w:eastAsia="ko-KR" w:bidi="ar-SA"/>
+          <w:rFonts w:ascii="맑은 고딕" w:eastAsia="맑은 고딕" w:hAnsi="맑은 고딕" w:cs="굴림" w:hint="eastAsia"/>
+          <w:b/>
+          <w:bCs/>
+          <w:szCs w:val="24"/>
+          <w:kern w:val="0"/>
+        </w:rPr>
+        <w:t>get_world_scale() 이라는 함수도 transform에 추가하려 실제 월드에서의 크기를 구할 수 있게 되었다. right, up, look 방향의 길이를 알 수 있다. mesh에서 바운딩 박스를 가져와 바운딩 박스를 기준으로 제작하였기에 해당 박스가 월드에 있을 때의 실제 크기를 확인할 수 있다.</w:t>
+      </w:r>
+    </w:p>
+    <w:p>
+      <w:pPr>
+        <w:autoSpaceDE w:val="off"/>
+        <w:autoSpaceDN w:val="off"/>
+        <w:widowControl w:val="off"/>
+        <w:wordWrap w:val="off"/>
+        <w:jc w:val="both"/>
+        <w:spacing w:after="160" w:line="259" w:lineRule="auto"/>
+        <w:rPr>
+          <w:lang w:val="en-US" w:eastAsia="ko-KR" w:bidi="ar-SA"/>
+          <w:rFonts w:ascii="맑은 고딕" w:eastAsia="맑은 고딕" w:hAnsi="맑은 고딕" w:cs="굴림" w:hint="eastAsia"/>
+          <w:b/>
+          <w:bCs/>
+          <w:szCs w:val="24"/>
+          <w:kern w:val="0"/>
+        </w:rPr>
+      </w:pPr>
+    </w:p>
+    <w:p>
+      <w:pPr>
+        <w:autoSpaceDE w:val="off"/>
+        <w:autoSpaceDN w:val="off"/>
+        <w:widowControl w:val="off"/>
+        <w:wordWrap w:val="off"/>
+        <w:jc w:val="both"/>
+        <w:spacing w:after="160" w:line="259" w:lineRule="auto"/>
+        <w:rPr>
+          <w:lang w:val="en-US" w:eastAsia="ko-KR" w:bidi="ar-SA"/>
+          <w:rFonts w:ascii="맑은 고딕" w:eastAsia="맑은 고딕" w:hAnsi="맑은 고딕" w:cs="굴림" w:hint="eastAsia"/>
+          <w:b/>
+          <w:bCs/>
+          <w:szCs w:val="24"/>
+          <w:kern w:val="0"/>
+        </w:rPr>
+      </w:pPr>
+      <w:r>
+        <w:rPr>
+          <w:lang w:val="en-US" w:eastAsia="ko-KR" w:bidi="ar-SA"/>
+          <w:rFonts w:ascii="맑은 고딕" w:eastAsia="맑은 고딕" w:hAnsi="맑은 고딕" w:cs="굴림" w:hint="eastAsia"/>
+          <w:b/>
+          <w:bCs/>
+          <w:szCs w:val="24"/>
+          <w:kern w:val="0"/>
+        </w:rPr>
+        <w:t>gltfExproter에</w:t>
+      </w:r>
+      <w:r>
+        <w:rPr>
+          <w:lang w:val="en-US" w:eastAsia="ko-KR" w:bidi="ar-SA"/>
+          <w:rFonts w:ascii="맑은 고딕" w:eastAsia="맑은 고딕" w:hAnsi="맑은 고딕" w:cs="굴림" w:hint="eastAsia"/>
+          <w:b/>
+          <w:bCs/>
+          <w:szCs w:val="24"/>
+          <w:kern w:val="0"/>
+        </w:rPr>
+        <w:t xml:space="preserve"> 이전에 gltf 내부의 materials와 image를 삭제하는 코드 삭제 및 mapdata는 텍스쳐에 관여하지 않도록 바꿈</w:t>
       </w:r>
     </w:p>
     <w:tbl>
@@ -689,7 +940,7 @@
       </w:tblGrid>
       <w:tr>
         <w:trPr>
-          <w:trHeight w:val="1692"/>
+          <w:trHeight w:val="1692" w:hRule="atLeast"/>
         </w:trPr>
         <w:tc>
           <w:tcPr>
@@ -764,7 +1015,7 @@
       </w:tr>
       <w:tr>
         <w:trPr>
-          <w:trHeight w:val="590"/>
+          <w:trHeight w:val="590" w:hRule="atLeast"/>
         </w:trPr>
         <w:tc>
           <w:tcPr>
@@ -920,7 +1171,7 @@
       </w:tr>
       <w:tr>
         <w:trPr>
-          <w:trHeight w:val="1520"/>
+          <w:trHeight w:val="1520" w:hRule="atLeast"/>
         </w:trPr>
         <w:tc>
           <w:tcPr>
@@ -962,7 +1213,7 @@
       </w:tr>
       <w:tr>
         <w:trPr>
-          <w:trHeight w:val="1963"/>
+          <w:trHeight w:val="1963" w:hRule="atLeast"/>
         </w:trPr>
         <w:tc>
           <w:tcPr>
@@ -1038,532 +1289,21 @@
 </w:document>
 </file>
 
-<file path=word/endnotes.xml><?xml version="1.0" encoding="utf-8"?>
-<w:endnotes xmlns:wpc="http://schemas.microsoft.com/office/word/2010/wordprocessingCanvas" xmlns:cx="http://schemas.microsoft.com/office/drawing/2014/chartex" xmlns:cx1="http://schemas.microsoft.com/office/drawing/2015/9/8/chartex" xmlns:cx2="http://schemas.microsoft.com/office/drawing/2015/10/21/chartex" xmlns:cx3="http://schemas.microsoft.com/office/drawing/2016/5/9/chartex" xmlns:cx4="http://schemas.microsoft.com/office/drawing/2016/5/10/chartex" xmlns:cx5="http://schemas.microsoft.com/office/drawing/2016/5/11/chartex" xmlns:cx6="http://schemas.microsoft.com/office/drawing/2016/5/12/chartex" xmlns:cx7="http://schemas.microsoft.com/office/drawing/2016/5/13/chartex" xmlns:cx8="http://schemas.microsoft.com/office/drawing/2016/5/14/chartex" xmlns:mc="http://schemas.openxmlformats.org/markup-compatibility/2006" xmlns:aink="http://schemas.microsoft.com/office/drawing/2016/ink" xmlns:am3d="http://schemas.microsoft.com/office/drawing/2017/model3d" xmlns:o="urn:schemas-microsoft-com:office:office" xmlns:oel="http://schemas.microsoft.com/office/2019/extlst" xmlns:r="http://schemas.openxmlformats.org/officeDocument/2006/relationships" xmlns:m="http://schemas.openxmlformats.org/officeDocument/2006/math" xmlns:v="urn:schemas-microsoft-com:vml" xmlns:wp14="http://schemas.microsoft.com/office/word/2010/wordprocessingDrawing" xmlns:wp="http://schemas.openxmlformats.org/drawingml/2006/wordprocessingDrawing" xmlns:w10="urn:schemas-microsoft-com:office:word" xmlns:w="http://schemas.openxmlformats.org/wordprocessingml/2006/main" xmlns:w14="http://schemas.microsoft.com/office/word/2010/wordml" xmlns:w15="http://schemas.microsoft.com/office/word/2012/wordml" xmlns:w16cex="http://schemas.microsoft.com/office/word/2018/wordml/cex" xmlns:w16cid="http://schemas.microsoft.com/office/word/2016/wordml/cid" xmlns:w16="http://schemas.microsoft.com/office/word/2018/wordml" xmlns:w16du="http://schemas.microsoft.com/office/word/2023/wordml/word16du" xmlns:w16sdtdh="http://schemas.microsoft.com/office/word/2020/wordml/sdtdatahash" xmlns:w16sdtfl="http://schemas.microsoft.com/office/word/2024/wordml/sdtformatlock" xmlns:w16se="http://schemas.microsoft.com/office/word/2015/wordml/symex" xmlns:wpg="http://schemas.microsoft.com/office/word/2010/wordprocessingGroup" xmlns:wpi="http://schemas.microsoft.com/office/word/2010/wordprocessingInk" xmlns:wne="http://schemas.microsoft.com/office/word/2006/wordml" xmlns:wps="http://schemas.microsoft.com/office/word/2010/wordprocessingShape" mc:Ignorable="w14 w15 w16se w16cid w16 w16cex w16sdtdh w16sdtfl w16du wp14">
-  <w:endnote w:type="separator" w:id="-1">
-    <w:p>
-      <w:pPr>
-        <w:spacing w:after="0" w:line="240" w:lineRule="auto"/>
-      </w:pPr>
-      <w:r>
-        <w:separator/>
-      </w:r>
-    </w:p>
-  </w:endnote>
-  <w:endnote w:type="continuationSeparator" w:id="0">
-    <w:p>
-      <w:pPr>
-        <w:spacing w:after="0" w:line="240" w:lineRule="auto"/>
-      </w:pPr>
-      <w:r>
-        <w:continuationSeparator/>
-      </w:r>
-    </w:p>
-  </w:endnote>
-</w:endnotes>
-</file>
-
-<file path=word/footnotes.xml><?xml version="1.0" encoding="utf-8"?>
-<w:footnotes xmlns:wpc="http://schemas.microsoft.com/office/word/2010/wordprocessingCanvas" xmlns:cx="http://schemas.microsoft.com/office/drawing/2014/chartex" xmlns:cx1="http://schemas.microsoft.com/office/drawing/2015/9/8/chartex" xmlns:cx2="http://schemas.microsoft.com/office/drawing/2015/10/21/chartex" xmlns:cx3="http://schemas.microsoft.com/office/drawing/2016/5/9/chartex" xmlns:cx4="http://schemas.microsoft.com/office/drawing/2016/5/10/chartex" xmlns:cx5="http://schemas.microsoft.com/office/drawing/2016/5/11/chartex" xmlns:cx6="http://schemas.microsoft.com/office/drawing/2016/5/12/chartex" xmlns:cx7="http://schemas.microsoft.com/office/drawing/2016/5/13/chartex" xmlns:cx8="http://schemas.microsoft.com/office/drawing/2016/5/14/chartex" xmlns:mc="http://schemas.openxmlformats.org/markup-compatibility/2006" xmlns:aink="http://schemas.microsoft.com/office/drawing/2016/ink" xmlns:am3d="http://schemas.microsoft.com/office/drawing/2017/model3d" xmlns:o="urn:schemas-microsoft-com:office:office" xmlns:oel="http://schemas.microsoft.com/office/2019/extlst" xmlns:r="http://schemas.openxmlformats.org/officeDocument/2006/relationships" xmlns:m="http://schemas.openxmlformats.org/officeDocument/2006/math" xmlns:v="urn:schemas-microsoft-com:vml" xmlns:wp14="http://schemas.microsoft.com/office/word/2010/wordprocessingDrawing" xmlns:wp="http://schemas.openxmlformats.org/drawingml/2006/wordprocessingDrawing" xmlns:w10="urn:schemas-microsoft-com:office:word" xmlns:w="http://schemas.openxmlformats.org/wordprocessingml/2006/main" xmlns:w14="http://schemas.microsoft.com/office/word/2010/wordml" xmlns:w15="http://schemas.microsoft.com/office/word/2012/wordml" xmlns:w16cex="http://schemas.microsoft.com/office/word/2018/wordml/cex" xmlns:w16cid="http://schemas.microsoft.com/office/word/2016/wordml/cid" xmlns:w16="http://schemas.microsoft.com/office/word/2018/wordml" xmlns:w16du="http://schemas.microsoft.com/office/word/2023/wordml/word16du" xmlns:w16sdtdh="http://schemas.microsoft.com/office/word/2020/wordml/sdtdatahash" xmlns:w16sdtfl="http://schemas.microsoft.com/office/word/2024/wordml/sdtformatlock" xmlns:w16se="http://schemas.microsoft.com/office/word/2015/wordml/symex" xmlns:wpg="http://schemas.microsoft.com/office/word/2010/wordprocessingGroup" xmlns:wpi="http://schemas.microsoft.com/office/word/2010/wordprocessingInk" xmlns:wne="http://schemas.microsoft.com/office/word/2006/wordml" xmlns:wps="http://schemas.microsoft.com/office/word/2010/wordprocessingShape" mc:Ignorable="w14 w15 w16se w16cid w16 w16cex w16sdtdh w16sdtfl w16du wp14">
-  <w:footnote w:type="separator" w:id="-1">
-    <w:p>
-      <w:pPr>
-        <w:spacing w:after="0" w:line="240" w:lineRule="auto"/>
-      </w:pPr>
-      <w:r>
-        <w:separator/>
-      </w:r>
-    </w:p>
-  </w:footnote>
-  <w:footnote w:type="continuationSeparator" w:id="0">
-    <w:p>
-      <w:pPr>
-        <w:spacing w:after="0" w:line="240" w:lineRule="auto"/>
-      </w:pPr>
-      <w:r>
-        <w:continuationSeparator/>
-      </w:r>
-    </w:p>
-  </w:footnote>
-</w:footnotes>
-</file>
-
-<file path=word/numbering.xml><?xml version="1.0" encoding="utf-8"?>
-<w:numbering xmlns:wpc="http://schemas.microsoft.com/office/word/2010/wordprocessingCanvas" xmlns:cx="http://schemas.microsoft.com/office/drawing/2014/chartex" xmlns:cx1="http://schemas.microsoft.com/office/drawing/2015/9/8/chartex" xmlns:cx2="http://schemas.microsoft.com/office/drawing/2015/10/21/chartex" xmlns:cx3="http://schemas.microsoft.com/office/drawing/2016/5/9/chartex" xmlns:cx4="http://schemas.microsoft.com/office/drawing/2016/5/10/chartex" xmlns:cx5="http://schemas.microsoft.com/office/drawing/2016/5/11/chartex" xmlns:cx6="http://schemas.microsoft.com/office/drawing/2016/5/12/chartex" xmlns:cx7="http://schemas.microsoft.com/office/drawing/2016/5/13/chartex" xmlns:cx8="http://schemas.microsoft.com/office/drawing/2016/5/14/chartex" xmlns:mc="http://schemas.openxmlformats.org/markup-compatibility/2006" xmlns:aink="http://schemas.microsoft.com/office/drawing/2016/ink" xmlns:am3d="http://schemas.microsoft.com/office/drawing/2017/model3d" xmlns:o="urn:schemas-microsoft-com:office:office" xmlns:oel="http://schemas.microsoft.com/office/2019/extlst" xmlns:r="http://schemas.openxmlformats.org/officeDocument/2006/relationships" xmlns:m="http://schemas.openxmlformats.org/officeDocument/2006/math" xmlns:v="urn:schemas-microsoft-com:vml" xmlns:wp14="http://schemas.microsoft.com/office/word/2010/wordprocessingDrawing" xmlns:wp="http://schemas.openxmlformats.org/drawingml/2006/wordprocessingDrawing" xmlns:w10="urn:schemas-microsoft-com:office:word" xmlns:w="http://schemas.openxmlformats.org/wordprocessingml/2006/main" xmlns:w14="http://schemas.microsoft.com/office/word/2010/wordml" xmlns:w15="http://schemas.microsoft.com/office/word/2012/wordml" xmlns:w16cex="http://schemas.microsoft.com/office/word/2018/wordml/cex" xmlns:w16cid="http://schemas.microsoft.com/office/word/2016/wordml/cid" xmlns:w16="http://schemas.microsoft.com/office/word/2018/wordml" xmlns:w16du="http://schemas.microsoft.com/office/word/2023/wordml/word16du" xmlns:w16sdtdh="http://schemas.microsoft.com/office/word/2020/wordml/sdtdatahash" xmlns:w16sdtfl="http://schemas.microsoft.com/office/word/2024/wordml/sdtformatlock" xmlns:w16se="http://schemas.microsoft.com/office/word/2015/wordml/symex" xmlns:wpg="http://schemas.microsoft.com/office/word/2010/wordprocessingGroup" xmlns:wpi="http://schemas.microsoft.com/office/word/2010/wordprocessingInk" xmlns:wne="http://schemas.microsoft.com/office/word/2006/wordml" xmlns:wps="http://schemas.microsoft.com/office/word/2010/wordprocessingShape" mc:Ignorable="w14 w15 w16se w16cid w16 w16cex w16sdtdh w16sdtfl w16du wp14">
-  <w:abstractNum w:abstractNumId="0" w15:restartNumberingAfterBreak="0">
-    <w:nsid w:val="6F1B277A"/>
-    <w:multiLevelType w:val="multilevel"/>
-    <w:tmpl w:val="3DC4FD60"/>
-    <w:lvl w:ilvl="0">
-      <w:start w:val="1"/>
-      <w:numFmt w:val="bullet"/>
-      <w:lvlText w:val=""/>
-      <w:lvlJc w:val="left"/>
-      <w:pPr>
-        <w:tabs>
-          <w:tab w:val="num" w:pos="720"/>
-        </w:tabs>
-        <w:ind w:left="720" w:hanging="360"/>
-      </w:pPr>
-      <w:rPr>
-        <w:rFonts w:ascii="Symbol" w:hAnsi="Symbol" w:hint="default"/>
-        <w:sz w:val="20"/>
-      </w:rPr>
-    </w:lvl>
-    <w:lvl w:ilvl="1">
-      <w:start w:val="1"/>
-      <w:numFmt w:val="bullet"/>
-      <w:lvlText w:val="o"/>
-      <w:lvlJc w:val="left"/>
-      <w:pPr>
-        <w:tabs>
-          <w:tab w:val="num" w:pos="1440"/>
-        </w:tabs>
-        <w:ind w:left="1440" w:hanging="360"/>
-      </w:pPr>
-      <w:rPr>
-        <w:rFonts w:ascii="Courier New" w:hAnsi="Courier New" w:hint="default"/>
-        <w:sz w:val="20"/>
-      </w:rPr>
-    </w:lvl>
-    <w:lvl w:ilvl="2">
-      <w:start w:val="1"/>
-      <w:numFmt w:val="bullet"/>
-      <w:lvlText w:val=""/>
-      <w:lvlJc w:val="left"/>
-      <w:pPr>
-        <w:tabs>
-          <w:tab w:val="num" w:pos="2160"/>
-        </w:tabs>
-        <w:ind w:left="2160" w:hanging="360"/>
-      </w:pPr>
-      <w:rPr>
-        <w:rFonts w:ascii="Wingdings" w:hAnsi="Wingdings" w:hint="default"/>
-        <w:sz w:val="20"/>
-      </w:rPr>
-    </w:lvl>
-    <w:lvl w:ilvl="3" w:tentative="1">
-      <w:start w:val="1"/>
-      <w:numFmt w:val="bullet"/>
-      <w:lvlText w:val=""/>
-      <w:lvlJc w:val="left"/>
-      <w:pPr>
-        <w:tabs>
-          <w:tab w:val="num" w:pos="2880"/>
-        </w:tabs>
-        <w:ind w:left="2880" w:hanging="360"/>
-      </w:pPr>
-      <w:rPr>
-        <w:rFonts w:ascii="Wingdings" w:hAnsi="Wingdings" w:hint="default"/>
-        <w:sz w:val="20"/>
-      </w:rPr>
-    </w:lvl>
-    <w:lvl w:ilvl="4" w:tentative="1">
-      <w:start w:val="1"/>
-      <w:numFmt w:val="bullet"/>
-      <w:lvlText w:val=""/>
-      <w:lvlJc w:val="left"/>
-      <w:pPr>
-        <w:tabs>
-          <w:tab w:val="num" w:pos="3600"/>
-        </w:tabs>
-        <w:ind w:left="3600" w:hanging="360"/>
-      </w:pPr>
-      <w:rPr>
-        <w:rFonts w:ascii="Wingdings" w:hAnsi="Wingdings" w:hint="default"/>
-        <w:sz w:val="20"/>
-      </w:rPr>
-    </w:lvl>
-    <w:lvl w:ilvl="5" w:tentative="1">
-      <w:start w:val="1"/>
-      <w:numFmt w:val="bullet"/>
-      <w:lvlText w:val=""/>
-      <w:lvlJc w:val="left"/>
-      <w:pPr>
-        <w:tabs>
-          <w:tab w:val="num" w:pos="4320"/>
-        </w:tabs>
-        <w:ind w:left="4320" w:hanging="360"/>
-      </w:pPr>
-      <w:rPr>
-        <w:rFonts w:ascii="Wingdings" w:hAnsi="Wingdings" w:hint="default"/>
-        <w:sz w:val="20"/>
-      </w:rPr>
-    </w:lvl>
-    <w:lvl w:ilvl="6" w:tentative="1">
-      <w:start w:val="1"/>
-      <w:numFmt w:val="bullet"/>
-      <w:lvlText w:val=""/>
-      <w:lvlJc w:val="left"/>
-      <w:pPr>
-        <w:tabs>
-          <w:tab w:val="num" w:pos="5040"/>
-        </w:tabs>
-        <w:ind w:left="5040" w:hanging="360"/>
-      </w:pPr>
-      <w:rPr>
-        <w:rFonts w:ascii="Wingdings" w:hAnsi="Wingdings" w:hint="default"/>
-        <w:sz w:val="20"/>
-      </w:rPr>
-    </w:lvl>
-    <w:lvl w:ilvl="7" w:tentative="1">
-      <w:start w:val="1"/>
-      <w:numFmt w:val="bullet"/>
-      <w:lvlText w:val=""/>
-      <w:lvlJc w:val="left"/>
-      <w:pPr>
-        <w:tabs>
-          <w:tab w:val="num" w:pos="5760"/>
-        </w:tabs>
-        <w:ind w:left="5760" w:hanging="360"/>
-      </w:pPr>
-      <w:rPr>
-        <w:rFonts w:ascii="Wingdings" w:hAnsi="Wingdings" w:hint="default"/>
-        <w:sz w:val="20"/>
-      </w:rPr>
-    </w:lvl>
-    <w:lvl w:ilvl="8" w:tentative="1">
-      <w:start w:val="1"/>
-      <w:numFmt w:val="bullet"/>
-      <w:lvlText w:val=""/>
-      <w:lvlJc w:val="left"/>
-      <w:pPr>
-        <w:tabs>
-          <w:tab w:val="num" w:pos="6480"/>
-        </w:tabs>
-        <w:ind w:left="6480" w:hanging="360"/>
-      </w:pPr>
-      <w:rPr>
-        <w:rFonts w:ascii="Wingdings" w:hAnsi="Wingdings" w:hint="default"/>
-        <w:sz w:val="20"/>
-      </w:rPr>
-    </w:lvl>
-  </w:abstractNum>
-  <w:abstractNum w:abstractNumId="1" w15:restartNumberingAfterBreak="0">
-    <w:nsid w:val="77235B65"/>
-    <w:multiLevelType w:val="multilevel"/>
-    <w:tmpl w:val="07D4B8B6"/>
-    <w:lvl w:ilvl="0">
-      <w:start w:val="1"/>
-      <w:numFmt w:val="bullet"/>
-      <w:lvlText w:val=""/>
-      <w:lvlJc w:val="left"/>
-      <w:pPr>
-        <w:tabs>
-          <w:tab w:val="num" w:pos="720"/>
-        </w:tabs>
-        <w:ind w:left="720" w:hanging="360"/>
-      </w:pPr>
-      <w:rPr>
-        <w:rFonts w:ascii="Symbol" w:hAnsi="Symbol" w:hint="default"/>
-        <w:sz w:val="20"/>
-      </w:rPr>
-    </w:lvl>
-    <w:lvl w:ilvl="1">
-      <w:start w:val="1"/>
-      <w:numFmt w:val="bullet"/>
-      <w:lvlText w:val="o"/>
-      <w:lvlJc w:val="left"/>
-      <w:pPr>
-        <w:tabs>
-          <w:tab w:val="num" w:pos="1440"/>
-        </w:tabs>
-        <w:ind w:left="1440" w:hanging="360"/>
-      </w:pPr>
-      <w:rPr>
-        <w:rFonts w:ascii="Courier New" w:hAnsi="Courier New" w:hint="default"/>
-        <w:sz w:val="20"/>
-      </w:rPr>
-    </w:lvl>
-    <w:lvl w:ilvl="2">
-      <w:start w:val="1"/>
-      <w:numFmt w:val="bullet"/>
-      <w:lvlText w:val=""/>
-      <w:lvlJc w:val="left"/>
-      <w:pPr>
-        <w:tabs>
-          <w:tab w:val="num" w:pos="2160"/>
-        </w:tabs>
-        <w:ind w:left="2160" w:hanging="360"/>
-      </w:pPr>
-      <w:rPr>
-        <w:rFonts w:ascii="Wingdings" w:hAnsi="Wingdings" w:hint="default"/>
-        <w:sz w:val="20"/>
-      </w:rPr>
-    </w:lvl>
-    <w:lvl w:ilvl="3" w:tentative="1">
-      <w:start w:val="1"/>
-      <w:numFmt w:val="bullet"/>
-      <w:lvlText w:val=""/>
-      <w:lvlJc w:val="left"/>
-      <w:pPr>
-        <w:tabs>
-          <w:tab w:val="num" w:pos="2880"/>
-        </w:tabs>
-        <w:ind w:left="2880" w:hanging="360"/>
-      </w:pPr>
-      <w:rPr>
-        <w:rFonts w:ascii="Wingdings" w:hAnsi="Wingdings" w:hint="default"/>
-        <w:sz w:val="20"/>
-      </w:rPr>
-    </w:lvl>
-    <w:lvl w:ilvl="4" w:tentative="1">
-      <w:start w:val="1"/>
-      <w:numFmt w:val="bullet"/>
-      <w:lvlText w:val=""/>
-      <w:lvlJc w:val="left"/>
-      <w:pPr>
-        <w:tabs>
-          <w:tab w:val="num" w:pos="3600"/>
-        </w:tabs>
-        <w:ind w:left="3600" w:hanging="360"/>
-      </w:pPr>
-      <w:rPr>
-        <w:rFonts w:ascii="Wingdings" w:hAnsi="Wingdings" w:hint="default"/>
-        <w:sz w:val="20"/>
-      </w:rPr>
-    </w:lvl>
-    <w:lvl w:ilvl="5" w:tentative="1">
-      <w:start w:val="1"/>
-      <w:numFmt w:val="bullet"/>
-      <w:lvlText w:val=""/>
-      <w:lvlJc w:val="left"/>
-      <w:pPr>
-        <w:tabs>
-          <w:tab w:val="num" w:pos="4320"/>
-        </w:tabs>
-        <w:ind w:left="4320" w:hanging="360"/>
-      </w:pPr>
-      <w:rPr>
-        <w:rFonts w:ascii="Wingdings" w:hAnsi="Wingdings" w:hint="default"/>
-        <w:sz w:val="20"/>
-      </w:rPr>
-    </w:lvl>
-    <w:lvl w:ilvl="6" w:tentative="1">
-      <w:start w:val="1"/>
-      <w:numFmt w:val="bullet"/>
-      <w:lvlText w:val=""/>
-      <w:lvlJc w:val="left"/>
-      <w:pPr>
-        <w:tabs>
-          <w:tab w:val="num" w:pos="5040"/>
-        </w:tabs>
-        <w:ind w:left="5040" w:hanging="360"/>
-      </w:pPr>
-      <w:rPr>
-        <w:rFonts w:ascii="Wingdings" w:hAnsi="Wingdings" w:hint="default"/>
-        <w:sz w:val="20"/>
-      </w:rPr>
-    </w:lvl>
-    <w:lvl w:ilvl="7" w:tentative="1">
-      <w:start w:val="1"/>
-      <w:numFmt w:val="bullet"/>
-      <w:lvlText w:val=""/>
-      <w:lvlJc w:val="left"/>
-      <w:pPr>
-        <w:tabs>
-          <w:tab w:val="num" w:pos="5760"/>
-        </w:tabs>
-        <w:ind w:left="5760" w:hanging="360"/>
-      </w:pPr>
-      <w:rPr>
-        <w:rFonts w:ascii="Wingdings" w:hAnsi="Wingdings" w:hint="default"/>
-        <w:sz w:val="20"/>
-      </w:rPr>
-    </w:lvl>
-    <w:lvl w:ilvl="8" w:tentative="1">
-      <w:start w:val="1"/>
-      <w:numFmt w:val="bullet"/>
-      <w:lvlText w:val=""/>
-      <w:lvlJc w:val="left"/>
-      <w:pPr>
-        <w:tabs>
-          <w:tab w:val="num" w:pos="6480"/>
-        </w:tabs>
-        <w:ind w:left="6480" w:hanging="360"/>
-      </w:pPr>
-      <w:rPr>
-        <w:rFonts w:ascii="Wingdings" w:hAnsi="Wingdings" w:hint="default"/>
-        <w:sz w:val="20"/>
-      </w:rPr>
-    </w:lvl>
-  </w:abstractNum>
-  <w:abstractNum w:abstractNumId="2" w15:restartNumberingAfterBreak="0">
-    <w:nsid w:val="79DF3ADD"/>
-    <w:multiLevelType w:val="multilevel"/>
-    <w:tmpl w:val="C68C6A22"/>
-    <w:lvl w:ilvl="0">
-      <w:start w:val="1"/>
-      <w:numFmt w:val="bullet"/>
-      <w:lvlText w:val=""/>
-      <w:lvlJc w:val="left"/>
-      <w:pPr>
-        <w:tabs>
-          <w:tab w:val="num" w:pos="720"/>
-        </w:tabs>
-        <w:ind w:left="720" w:hanging="360"/>
-      </w:pPr>
-      <w:rPr>
-        <w:rFonts w:ascii="Symbol" w:hAnsi="Symbol" w:hint="default"/>
-        <w:sz w:val="20"/>
-      </w:rPr>
-    </w:lvl>
-    <w:lvl w:ilvl="1">
-      <w:start w:val="1"/>
-      <w:numFmt w:val="bullet"/>
-      <w:lvlText w:val="o"/>
-      <w:lvlJc w:val="left"/>
-      <w:pPr>
-        <w:tabs>
-          <w:tab w:val="num" w:pos="1440"/>
-        </w:tabs>
-        <w:ind w:left="1440" w:hanging="360"/>
-      </w:pPr>
-      <w:rPr>
-        <w:rFonts w:ascii="Courier New" w:hAnsi="Courier New" w:hint="default"/>
-        <w:sz w:val="20"/>
-      </w:rPr>
-    </w:lvl>
-    <w:lvl w:ilvl="2">
-      <w:start w:val="1"/>
-      <w:numFmt w:val="bullet"/>
-      <w:lvlText w:val=""/>
-      <w:lvlJc w:val="left"/>
-      <w:pPr>
-        <w:tabs>
-          <w:tab w:val="num" w:pos="2160"/>
-        </w:tabs>
-        <w:ind w:left="2160" w:hanging="360"/>
-      </w:pPr>
-      <w:rPr>
-        <w:rFonts w:ascii="Wingdings" w:hAnsi="Wingdings" w:hint="default"/>
-        <w:sz w:val="20"/>
-      </w:rPr>
-    </w:lvl>
-    <w:lvl w:ilvl="3" w:tentative="1">
-      <w:start w:val="1"/>
-      <w:numFmt w:val="bullet"/>
-      <w:lvlText w:val=""/>
-      <w:lvlJc w:val="left"/>
-      <w:pPr>
-        <w:tabs>
-          <w:tab w:val="num" w:pos="2880"/>
-        </w:tabs>
-        <w:ind w:left="2880" w:hanging="360"/>
-      </w:pPr>
-      <w:rPr>
-        <w:rFonts w:ascii="Wingdings" w:hAnsi="Wingdings" w:hint="default"/>
-        <w:sz w:val="20"/>
-      </w:rPr>
-    </w:lvl>
-    <w:lvl w:ilvl="4" w:tentative="1">
-      <w:start w:val="1"/>
-      <w:numFmt w:val="bullet"/>
-      <w:lvlText w:val=""/>
-      <w:lvlJc w:val="left"/>
-      <w:pPr>
-        <w:tabs>
-          <w:tab w:val="num" w:pos="3600"/>
-        </w:tabs>
-        <w:ind w:left="3600" w:hanging="360"/>
-      </w:pPr>
-      <w:rPr>
-        <w:rFonts w:ascii="Wingdings" w:hAnsi="Wingdings" w:hint="default"/>
-        <w:sz w:val="20"/>
-      </w:rPr>
-    </w:lvl>
-    <w:lvl w:ilvl="5" w:tentative="1">
-      <w:start w:val="1"/>
-      <w:numFmt w:val="bullet"/>
-      <w:lvlText w:val=""/>
-      <w:lvlJc w:val="left"/>
-      <w:pPr>
-        <w:tabs>
-          <w:tab w:val="num" w:pos="4320"/>
-        </w:tabs>
-        <w:ind w:left="4320" w:hanging="360"/>
-      </w:pPr>
-      <w:rPr>
-        <w:rFonts w:ascii="Wingdings" w:hAnsi="Wingdings" w:hint="default"/>
-        <w:sz w:val="20"/>
-      </w:rPr>
-    </w:lvl>
-    <w:lvl w:ilvl="6" w:tentative="1">
-      <w:start w:val="1"/>
-      <w:numFmt w:val="bullet"/>
-      <w:lvlText w:val=""/>
-      <w:lvlJc w:val="left"/>
-      <w:pPr>
-        <w:tabs>
-          <w:tab w:val="num" w:pos="5040"/>
-        </w:tabs>
-        <w:ind w:left="5040" w:hanging="360"/>
-      </w:pPr>
-      <w:rPr>
-        <w:rFonts w:ascii="Wingdings" w:hAnsi="Wingdings" w:hint="default"/>
-        <w:sz w:val="20"/>
-      </w:rPr>
-    </w:lvl>
-    <w:lvl w:ilvl="7" w:tentative="1">
-      <w:start w:val="1"/>
-      <w:numFmt w:val="bullet"/>
-      <w:lvlText w:val=""/>
-      <w:lvlJc w:val="left"/>
-      <w:pPr>
-        <w:tabs>
-          <w:tab w:val="num" w:pos="5760"/>
-        </w:tabs>
-        <w:ind w:left="5760" w:hanging="360"/>
-      </w:pPr>
-      <w:rPr>
-        <w:rFonts w:ascii="Wingdings" w:hAnsi="Wingdings" w:hint="default"/>
-        <w:sz w:val="20"/>
-      </w:rPr>
-    </w:lvl>
-    <w:lvl w:ilvl="8" w:tentative="1">
-      <w:start w:val="1"/>
-      <w:numFmt w:val="bullet"/>
-      <w:lvlText w:val=""/>
-      <w:lvlJc w:val="left"/>
-      <w:pPr>
-        <w:tabs>
-          <w:tab w:val="num" w:pos="6480"/>
-        </w:tabs>
-        <w:ind w:left="6480" w:hanging="360"/>
-      </w:pPr>
-      <w:rPr>
-        <w:rFonts w:ascii="Wingdings" w:hAnsi="Wingdings" w:hint="default"/>
-        <w:sz w:val="20"/>
-      </w:rPr>
-    </w:lvl>
-  </w:abstractNum>
-  <w:num w:numId="1" w16cid:durableId="167258185">
-    <w:abstractNumId w:val="0"/>
-  </w:num>
-  <w:num w:numId="2" w16cid:durableId="648560002">
-    <w:abstractNumId w:val="1"/>
-  </w:num>
-  <w:num w:numId="3" w16cid:durableId="1814709158">
-    <w:abstractNumId w:val="2"/>
-  </w:num>
-</w:numbering>
-</file>
-
 <file path=word/styles.xml><?xml version="1.0" encoding="utf-8"?>
-<w:styles xmlns:mc="http://schemas.openxmlformats.org/markup-compatibility/2006" xmlns:r="http://schemas.openxmlformats.org/officeDocument/2006/relationships" xmlns:w="http://schemas.openxmlformats.org/wordprocessingml/2006/main" xmlns:w14="http://schemas.microsoft.com/office/word/2010/wordml" xmlns:w15="http://schemas.microsoft.com/office/word/2012/wordml" xmlns:w16cex="http://schemas.microsoft.com/office/word/2018/wordml/cex" xmlns:w16cid="http://schemas.microsoft.com/office/word/2016/wordml/cid" xmlns:w16="http://schemas.microsoft.com/office/word/2018/wordml" xmlns:w16du="http://schemas.microsoft.com/office/word/2023/wordml/word16du" xmlns:w16sdtdh="http://schemas.microsoft.com/office/word/2020/wordml/sdtdatahash" xmlns:w16sdtfl="http://schemas.microsoft.com/office/word/2024/wordml/sdtformatlock" xmlns:w16se="http://schemas.microsoft.com/office/word/2015/wordml/symex" mc:Ignorable="w14 w15 w16se w16cid w16 w16cex w16sdtdh w16sdtfl w16du">
+<w:styles xmlns:r="http://schemas.openxmlformats.org/officeDocument/2006/relationships" xmlns:w="http://schemas.openxmlformats.org/wordprocessingml/2006/main">
   <w:docDefaults>
     <w:rPrDefault>
       <w:rPr>
+        <w:lang w:val="en-US" w:eastAsia="ko-KR" w:bidi="ar-SA"/>
         <w:rFonts w:asciiTheme="minorHAnsi" w:eastAsiaTheme="minorEastAsia" w:hAnsiTheme="minorHAnsi" w:cstheme="minorEastAsia"/>
+        <w:szCs w:val="22"/>
         <w:kern w:val="2"/>
-        <w:szCs w:val="22"/>
-        <w:lang w:val="en-US" w:eastAsia="ko-KR" w:bidi="ar-SA"/>
       </w:rPr>
     </w:rPrDefault>
     <w:pPrDefault>
       <w:pPr>
+        <w:jc w:val="both"/>
         <w:spacing w:after="160" w:line="259" w:lineRule="auto"/>
-        <w:jc w:val="both"/>
       </w:pPr>
     </w:pPrDefault>
   </w:docDefaults>
@@ -1662,7 +1402,7 @@
     <w:lsdException w:name="E-mail Signature" w:semiHidden="1" w:unhideWhenUsed="1"/>
     <w:lsdException w:name="HTML Top of Form" w:semiHidden="1" w:unhideWhenUsed="1"/>
     <w:lsdException w:name="HTML Bottom of Form" w:semiHidden="1" w:unhideWhenUsed="1"/>
-    <w:lsdException w:name="Normal (Web)" w:semiHidden="1" w:uiPriority="99" w:unhideWhenUsed="1"/>
+    <w:lsdException w:name="Normal (Web)" w:semiHidden="1" w:uiPriority="153" w:unhideWhenUsed="1"/>
     <w:lsdException w:name="HTML Acronym" w:semiHidden="1" w:unhideWhenUsed="1"/>
     <w:lsdException w:name="HTML Address" w:semiHidden="1" w:unhideWhenUsed="1"/>
     <w:lsdException w:name="HTML Cite" w:semiHidden="1" w:unhideWhenUsed="1"/>
@@ -1838,17 +1578,16 @@
     <w:lsdException w:name="Smart Hyperlink" w:semiHidden="1" w:unhideWhenUsed="1"/>
     <w:lsdException w:name="Hashtag" w:semiHidden="1" w:unhideWhenUsed="1"/>
     <w:lsdException w:name="Unresolved Mention" w:semiHidden="1" w:unhideWhenUsed="1"/>
-    <w:lsdException w:name="Smart Link" w:semiHidden="1" w:uiPriority="99" w:unhideWhenUsed="1"/>
+    <w:lsdException w:name="Smart Link" w:semiHidden="1" w:uiPriority="153" w:unhideWhenUsed="1"/>
   </w:latentStyles>
   <w:style w:type="paragraph" w:default="1" w:styleId="a">
     <w:name w:val="Normal"/>
     <w:qFormat/>
-    <w:rsid w:val="00C03EF2"/>
     <w:pPr>
-      <w:widowControl w:val="0"/>
-      <w:wordWrap w:val="0"/>
-      <w:autoSpaceDE w:val="0"/>
-      <w:autoSpaceDN w:val="0"/>
+      <w:autoSpaceDE w:val="off"/>
+      <w:autoSpaceDN w:val="off"/>
+      <w:widowControl w:val="off"/>
+      <w:wordWrap w:val="off"/>
     </w:pPr>
   </w:style>
   <w:style w:type="character" w:default="1" w:styleId="a0">
@@ -1880,8 +1619,8 @@
   </w:style>
   <w:style w:type="table" w:customStyle="1" w:styleId="1">
     <w:name w:val="표 구분선1"/>
+    <w:uiPriority w:val="39"/>
     <w:basedOn w:val="a1"/>
-    <w:uiPriority w:val="39"/>
     <w:pPr>
       <w:spacing w:after="0" w:line="240" w:lineRule="auto"/>
     </w:pPr>
@@ -1898,8 +1637,8 @@
   </w:style>
   <w:style w:type="paragraph" w:styleId="a3">
     <w:name w:val="List Paragraph"/>
+    <w:uiPriority w:val="34"/>
     <w:basedOn w:val="a"/>
-    <w:uiPriority w:val="34"/>
     <w:qFormat/>
     <w:pPr>
       <w:ind w:leftChars="400" w:left="800"/>
@@ -1907,43 +1646,43 @@
   </w:style>
   <w:style w:type="paragraph" w:styleId="a4">
     <w:name w:val="header"/>
+    <w:uiPriority w:val="99"/>
     <w:basedOn w:val="a"/>
     <w:link w:val="Char"/>
-    <w:uiPriority w:val="99"/>
     <w:unhideWhenUsed/>
     <w:pPr>
+      <w:snapToGrid w:val="0"/>
       <w:tabs>
         <w:tab w:val="center" w:pos="4513"/>
         <w:tab w:val="right" w:pos="9026"/>
       </w:tabs>
-      <w:snapToGrid w:val="0"/>
     </w:pPr>
   </w:style>
   <w:style w:type="character" w:customStyle="1" w:styleId="Char">
     <w:name w:val="머리글 Char"/>
+    <w:uiPriority w:val="99"/>
     <w:basedOn w:val="a0"/>
     <w:link w:val="a4"/>
-    <w:uiPriority w:val="99"/>
   </w:style>
   <w:style w:type="paragraph" w:styleId="a5">
     <w:name w:val="footer"/>
+    <w:uiPriority w:val="99"/>
     <w:basedOn w:val="a"/>
     <w:link w:val="Char0"/>
-    <w:uiPriority w:val="99"/>
     <w:unhideWhenUsed/>
     <w:pPr>
+      <w:snapToGrid w:val="0"/>
       <w:tabs>
         <w:tab w:val="center" w:pos="4513"/>
         <w:tab w:val="right" w:pos="9026"/>
       </w:tabs>
-      <w:snapToGrid w:val="0"/>
     </w:pPr>
   </w:style>
   <w:style w:type="character" w:customStyle="1" w:styleId="Char0">
     <w:name w:val="바닥글 Char"/>
+    <w:uiPriority w:val="99"/>
     <w:basedOn w:val="a0"/>
     <w:link w:val="a5"/>
-    <w:uiPriority w:val="99"/>
   </w:style>
   <w:style w:type="character" w:styleId="a6">
     <w:name w:val="Hyperlink"/>
@@ -1951,7 +1690,7 @@
     <w:unhideWhenUsed/>
     <w:rPr>
       <w:color w:val="0563C1"/>
-      <w:u w:val="single"/>
+      <w:u w:val="single" w:color="auto"/>
     </w:rPr>
   </w:style>
   <w:style w:type="character" w:customStyle="1" w:styleId="10">
@@ -1966,8 +1705,8 @@
   </w:style>
   <w:style w:type="character" w:styleId="HTML">
     <w:name w:val="HTML Code"/>
+    <w:uiPriority w:val="99"/>
     <w:basedOn w:val="a0"/>
-    <w:uiPriority w:val="99"/>
     <w:semiHidden/>
     <w:unhideWhenUsed/>
     <w:rPr>
@@ -1978,8 +1717,8 @@
   </w:style>
   <w:style w:type="character" w:styleId="a7">
     <w:name w:val="Strong"/>
+    <w:uiPriority w:val="22"/>
     <w:basedOn w:val="a0"/>
-    <w:uiPriority w:val="22"/>
     <w:qFormat/>
     <w:rPr>
       <w:b/>
@@ -1988,8 +1727,8 @@
   </w:style>
   <w:style w:type="paragraph" w:styleId="a8">
     <w:name w:val="Normal (Web)"/>
+    <w:uiPriority w:val="99"/>
     <w:basedOn w:val="a"/>
-    <w:uiPriority w:val="99"/>
     <w:unhideWhenUsed/>
     <w:rPr>
       <w:rFonts w:ascii="Times New Roman" w:hAnsi="Times New Roman" w:cs="Times New Roman"/>
@@ -2000,7 +1739,6 @@
   <w:style w:type="character" w:customStyle="1" w:styleId="cm-m-clike">
     <w:name w:val="cm-m-clike"/>
     <w:basedOn w:val="a0"/>
-    <w:rsid w:val="00C43E91"/>
   </w:style>
 </w:styles>
 </file>
